--- a/마지막 탑승 안내/학습자료/3부/3부_1화_학습노트.docx
+++ b/마지막 탑승 안내/학습자료/3부/3부_1화_학습노트.docx
@@ -3323,6 +3323,88 @@
                 <w:i w:val="0"/>
                 <w:sz w:val="20"/>
               </w:rPr>
+              <w:t>«que no te avisara»</w:t>
+            </w:r>
+          </w:p>
+        </w:tc>
+        <w:tc>
+          <w:tcPr>
+            <w:tcW w:type="dxa" w:w="1728"/>
+          </w:tcPr>
+          <w:p>
+            <w:r>
+              <w:rPr>
+                <w:rFonts w:ascii="Times New Roman" w:hAnsi="Times New Roman" w:eastAsia="Malgun Gothic"/>
+                <w:b w:val="0"/>
+                <w:i w:val="0"/>
+                <w:sz w:val="20"/>
+              </w:rPr>
+              <w:t>avisar</w:t>
+            </w:r>
+          </w:p>
+        </w:tc>
+        <w:tc>
+          <w:tcPr>
+            <w:tcW w:type="dxa" w:w="1728"/>
+          </w:tcPr>
+          <w:p>
+            <w:r>
+              <w:rPr>
+                <w:rFonts w:ascii="Times New Roman" w:hAnsi="Times New Roman" w:eastAsia="Malgun Gothic"/>
+                <w:b w:val="0"/>
+                <w:i w:val="0"/>
+                <w:sz w:val="20"/>
+              </w:rPr>
+              <w:t>접속법 불완료과거</w:t>
+            </w:r>
+          </w:p>
+        </w:tc>
+        <w:tc>
+          <w:tcPr>
+            <w:tcW w:type="dxa" w:w="1728"/>
+          </w:tcPr>
+          <w:p>
+            <w:r>
+              <w:rPr>
+                <w:rFonts w:ascii="Times New Roman" w:hAnsi="Times New Roman" w:eastAsia="Malgun Gothic"/>
+                <w:b w:val="0"/>
+                <w:i w:val="0"/>
+                <w:sz w:val="20"/>
+              </w:rPr>
+              <w:t>과거의 부탁</w:t>
+            </w:r>
+          </w:p>
+        </w:tc>
+        <w:tc>
+          <w:tcPr>
+            <w:tcW w:type="dxa" w:w="1728"/>
+          </w:tcPr>
+          <w:p>
+            <w:r>
+              <w:rPr>
+                <w:rFonts w:ascii="Times New Roman" w:hAnsi="Times New Roman" w:eastAsia="Malgun Gothic"/>
+                <w:b w:val="0"/>
+                <w:i w:val="0"/>
+                <w:sz w:val="20"/>
+              </w:rPr>
+              <w:t>avisara · avisaras · avisara · avisáramos · avisarais · avisaran</w:t>
+            </w:r>
+          </w:p>
+        </w:tc>
+      </w:tr>
+      <w:tr>
+        <w:tc>
+          <w:tcPr>
+            <w:tcW w:type="dxa" w:w="1728"/>
+          </w:tcPr>
+          <w:p>
+            <w:r>
+              <w:rPr>
+                <w:rFonts w:ascii="Times New Roman" w:hAnsi="Times New Roman" w:eastAsia="Malgun Gothic"/>
+                <w:b/>
+                <w:i w:val="0"/>
+                <w:sz w:val="20"/>
+              </w:rPr>
               <w:t>«Pues no me muero antes»</w:t>
             </w:r>
           </w:p>
@@ -3850,7 +3932,7 @@
           <w:i w:val="0"/>
           <w:sz w:val="22"/>
         </w:rPr>
-        <w:t>: 이삭이 전하는 아마이아의 말  «Dijo: «No quiero molestarle»라고 했고, 이삭은 이를 «No quiero que te avise»가 아닌 "Dijo que no te avisara"의 형태로 옮길 수 있다.</w:t>
+        <w:t>: 이삭 «Tu madre me dijo anoche, en la ambulancia, que no te avisara.» 아마이아의 직접 요청 «No le avises»가 과거의 간접화법에서 접속법 불완료과거가 된다.</w:t>
       </w:r>
     </w:p>
     <w:p>
